--- a/DS_PYTHON/DataStructure.docx
+++ b/DS_PYTHON/DataStructure.docx
@@ -1,6 +1,6 @@
 
 <file path=word/document.xml><?xml version="1.0" encoding="utf-8"?>
-<w:document xmlns:wpc="http://schemas.microsoft.com/office/word/2010/wordprocessingCanvas" xmlns:cx="http://schemas.microsoft.com/office/drawing/2014/chartex" xmlns:cx1="http://schemas.microsoft.com/office/drawing/2015/9/8/chartex" xmlns:cx2="http://schemas.microsoft.com/office/drawing/2015/10/21/chartex" xmlns:cx3="http://schemas.microsoft.com/office/drawing/2016/5/9/chartex" xmlns:cx4="http://schemas.microsoft.com/office/drawing/2016/5/10/chartex" xmlns:cx5="http://schemas.microsoft.com/office/drawing/2016/5/11/chartex" xmlns:cx6="http://schemas.microsoft.com/office/drawing/2016/5/12/chartex" xmlns:cx7="http://schemas.microsoft.com/office/drawing/2016/5/13/chartex" xmlns:cx8="http://schemas.microsoft.com/office/drawing/2016/5/14/chartex" xmlns:mc="http://schemas.openxmlformats.org/markup-compatibility/2006" xmlns:aink="http://schemas.microsoft.com/office/drawing/2016/ink" xmlns:am3d="http://schemas.microsoft.com/office/drawing/2017/model3d" xmlns:o="urn:schemas-microsoft-com:office:office" xmlns:oel="http://schemas.microsoft.com/office/2019/extlst" xmlns:r="http://schemas.openxmlformats.org/officeDocument/2006/relationships" xmlns:m="http://schemas.openxmlformats.org/officeDocument/2006/math" xmlns:v="urn:schemas-microsoft-com:vml" xmlns:wp14="http://schemas.microsoft.com/office/word/2010/wordprocessingDrawing" xmlns:wp="http://schemas.openxmlformats.org/drawingml/2006/wordprocessingDrawing" xmlns:w10="urn:schemas-microsoft-com:office:word" xmlns:w="http://schemas.openxmlformats.org/wordprocessingml/2006/main" xmlns:w14="http://schemas.microsoft.com/office/word/2010/wordml" xmlns:w15="http://schemas.microsoft.com/office/word/2012/wordml" xmlns:w16cex="http://schemas.microsoft.com/office/word/2018/wordml/cex" xmlns:w16cid="http://schemas.microsoft.com/office/word/2016/wordml/cid" xmlns:w16="http://schemas.microsoft.com/office/word/2018/wordml" xmlns:w16du="http://schemas.microsoft.com/office/word/2023/wordml/word16du" xmlns:w16sdtdh="http://schemas.microsoft.com/office/word/2020/wordml/sdtdatahash" xmlns:w16se="http://schemas.microsoft.com/office/word/2015/wordml/symex" xmlns:wpg="http://schemas.microsoft.com/office/word/2010/wordprocessingGroup" xmlns:wpi="http://schemas.microsoft.com/office/word/2010/wordprocessingInk" xmlns:wne="http://schemas.microsoft.com/office/word/2006/wordml" xmlns:wps="http://schemas.microsoft.com/office/word/2010/wordprocessingShape" mc:Ignorable="w14 w15 w16se w16cid w16 w16cex w16sdtdh w16du wp14">
+<w:document xmlns:wpc="http://schemas.microsoft.com/office/word/2010/wordprocessingCanvas" xmlns:cx="http://schemas.microsoft.com/office/drawing/2014/chartex" xmlns:cx1="http://schemas.microsoft.com/office/drawing/2015/9/8/chartex" xmlns:cx2="http://schemas.microsoft.com/office/drawing/2015/10/21/chartex" xmlns:cx3="http://schemas.microsoft.com/office/drawing/2016/5/9/chartex" xmlns:cx4="http://schemas.microsoft.com/office/drawing/2016/5/10/chartex" xmlns:cx5="http://schemas.microsoft.com/office/drawing/2016/5/11/chartex" xmlns:cx6="http://schemas.microsoft.com/office/drawing/2016/5/12/chartex" xmlns:cx7="http://schemas.microsoft.com/office/drawing/2016/5/13/chartex" xmlns:cx8="http://schemas.microsoft.com/office/drawing/2016/5/14/chartex" xmlns:mc="http://schemas.openxmlformats.org/markup-compatibility/2006" xmlns:aink="http://schemas.microsoft.com/office/drawing/2016/ink" xmlns:am3d="http://schemas.microsoft.com/office/drawing/2017/model3d" xmlns:o="urn:schemas-microsoft-com:office:office" xmlns:oel="http://schemas.microsoft.com/office/2019/extlst" xmlns:r="http://schemas.openxmlformats.org/officeDocument/2006/relationships" xmlns:m="http://schemas.openxmlformats.org/officeDocument/2006/math" xmlns:v="urn:schemas-microsoft-com:vml" xmlns:wp14="http://schemas.microsoft.com/office/word/2010/wordprocessingDrawing" xmlns:wp="http://schemas.openxmlformats.org/drawingml/2006/wordprocessingDrawing" xmlns:w10="urn:schemas-microsoft-com:office:word" xmlns:w="http://schemas.openxmlformats.org/wordprocessingml/2006/main" xmlns:w14="http://schemas.microsoft.com/office/word/2010/wordml" xmlns:w15="http://schemas.microsoft.com/office/word/2012/wordml" xmlns:w16cex="http://schemas.microsoft.com/office/word/2018/wordml/cex" xmlns:w16cid="http://schemas.microsoft.com/office/word/2016/wordml/cid" xmlns:w16="http://schemas.microsoft.com/office/word/2018/wordml" xmlns:w16du="http://schemas.microsoft.com/office/word/2023/wordml/word16du" xmlns:w16sdtdh="http://schemas.microsoft.com/office/word/2020/wordml/sdtdatahash" xmlns:w16sdtfl="http://schemas.microsoft.com/office/word/2024/wordml/sdtformatlock" xmlns:w16se="http://schemas.microsoft.com/office/word/2015/wordml/symex" xmlns:wpg="http://schemas.microsoft.com/office/word/2010/wordprocessingGroup" xmlns:wpi="http://schemas.microsoft.com/office/word/2010/wordprocessingInk" xmlns:wne="http://schemas.microsoft.com/office/word/2006/wordml" xmlns:wps="http://schemas.microsoft.com/office/word/2010/wordprocessingShape" mc:Ignorable="w14 w15 w16se w16cid w16 w16cex w16sdtdh w16sdtfl w16du wp14">
   <w:body>
     <w:tbl>
       <w:tblPr>
@@ -101,8 +101,12 @@
             </w:r>
             <w:r>
               <w:br/>
+            </w:r>
+            <w:proofErr w:type="gramStart"/>
+            <w:r>
               <w:t>std:vector</w:t>
             </w:r>
+            <w:proofErr w:type="gramEnd"/>
           </w:p>
         </w:tc>
       </w:tr>
@@ -146,8 +150,13 @@
             <w:tcW w:w="2254" w:type="dxa"/>
           </w:tcPr>
           <w:p>
-            <w:r>
-              <w:t>Std::map</w:t>
+            <w:proofErr w:type="gramStart"/>
+            <w:r>
+              <w:t>Std::</w:t>
+            </w:r>
+            <w:proofErr w:type="gramEnd"/>
+            <w:r>
+              <w:t>map</w:t>
             </w:r>
           </w:p>
         </w:tc>
@@ -188,8 +197,13 @@
             <w:tcW w:w="2254" w:type="dxa"/>
           </w:tcPr>
           <w:p>
-            <w:r>
-              <w:t>Std::list</w:t>
+            <w:proofErr w:type="gramStart"/>
+            <w:r>
+              <w:t>Std::</w:t>
+            </w:r>
+            <w:proofErr w:type="gramEnd"/>
+            <w:r>
+              <w:t>list</w:t>
             </w:r>
           </w:p>
         </w:tc>
@@ -704,7 +718,15 @@
       </w:r>
       <w:r>
         <w:br/>
-        <w:t>stock_prices[2]=320</w:t>
+        <w:t>stock_prices[</w:t>
+      </w:r>
+      <w:proofErr w:type="gramStart"/>
+      <w:r>
+        <w:t>2]=</w:t>
+      </w:r>
+      <w:proofErr w:type="gramEnd"/>
+      <w:r>
+        <w:t>320</w:t>
       </w:r>
       <w:r>
         <w:br/>
@@ -760,12 +782,28 @@
         <w:br/>
       </w:r>
       <w:r>
-        <w:t>stock_prices.insert(1,284)</w:t>
+        <w:t>stock_</w:t>
+      </w:r>
+      <w:proofErr w:type="gramStart"/>
+      <w:r>
+        <w:t>prices.insert</w:t>
+      </w:r>
+      <w:proofErr w:type="gramEnd"/>
+      <w:r>
+        <w:t>(1,284)</w:t>
       </w:r>
     </w:p>
     <w:p>
       <w:r>
-        <w:t>Then after inserting 284 at index-1 it has to swap all the values again os order is O(N)</w:t>
+        <w:t xml:space="preserve">Then after inserting 284 at index-1 it </w:t>
+      </w:r>
+      <w:proofErr w:type="gramStart"/>
+      <w:r>
+        <w:t>has to</w:t>
+      </w:r>
+      <w:proofErr w:type="gramEnd"/>
+      <w:r>
+        <w:t xml:space="preserve"> swap all the values again os order is O(N)</w:t>
       </w:r>
     </w:p>
     <w:p>
@@ -795,7 +833,15 @@
       </w:r>
       <w:r>
         <w:br/>
-        <w:t>stock_prices.remove(1)</w:t>
+        <w:t>stock_</w:t>
+      </w:r>
+      <w:proofErr w:type="gramStart"/>
+      <w:r>
+        <w:t>prices.remove</w:t>
+      </w:r>
+      <w:proofErr w:type="gramEnd"/>
+      <w:r>
+        <w:t>(1)</w:t>
       </w:r>
     </w:p>
     <w:p>
@@ -881,6 +927,12 @@
       </w:r>
       <w:r>
         <w:br/>
+      </w:r>
+      <w:r>
+        <w:rPr>
+          <w:b/>
+          <w:bCs/>
+        </w:rPr>
         <w:t>Arrays can store numbers, texts or Complex Objects</w:t>
       </w:r>
       <w:r>
@@ -889,7 +941,15 @@
       </w:r>
       <w:r>
         <w:br/>
-        <w:t>stock_names=[“AAPL”,”IBM”,”TATA”]</w:t>
+        <w:t>stock_names=[“AAPL”</w:t>
+      </w:r>
+      <w:proofErr w:type="gramStart"/>
+      <w:r>
+        <w:t>,”IBM</w:t>
+      </w:r>
+      <w:proofErr w:type="gramEnd"/>
+      <w:r>
+        <w:t>”,”TATA”]</w:t>
       </w:r>
       <w:r>
         <w:br/>
@@ -898,7 +958,15 @@
     </w:p>
     <w:p>
       <w:r>
-        <w:t>{“ticker”:”AAPL”, “price”: 302},</w:t>
+        <w:t>{“ticker”</w:t>
+      </w:r>
+      <w:proofErr w:type="gramStart"/>
+      <w:r>
+        <w:t>:”AAPL</w:t>
+      </w:r>
+      <w:proofErr w:type="gramEnd"/>
+      <w:r>
+        <w:t>”, “price”: 302},</w:t>
       </w:r>
       <w:r>
         <w:br/>
@@ -941,22 +1009,21 @@
       </w:r>
     </w:p>
     <w:p>
-      <w:r>
+      <w:pPr>
+        <w:rPr>
+          <w:b/>
+          <w:bCs/>
+        </w:rPr>
+      </w:pPr>
+      <w:r>
+        <w:rPr>
+          <w:b/>
+          <w:bCs/>
+        </w:rPr>
         <w:t>2 Dimension Array</w:t>
       </w:r>
     </w:p>
     <w:p/>
-    <w:p>
-      <w:r>
-        <w:t xml:space="preserve">Maroni greenlam  century  </w:t>
-      </w:r>
-    </w:p>
-    <w:p>
-      <w:r>
-        <w:lastRenderedPageBreak/>
-        <w:t xml:space="preserve">Laminate </w:t>
-      </w:r>
-    </w:p>
     <w:p/>
     <w:tbl>
       <w:tblPr>
@@ -1013,8 +1080,13 @@
             <w:tcW w:w="3005" w:type="dxa"/>
           </w:tcPr>
           <w:p>
-            <w:r>
-              <w:t>O(1)</w:t>
+            <w:proofErr w:type="gramStart"/>
+            <w:r>
+              <w:t>O(</w:t>
+            </w:r>
+            <w:proofErr w:type="gramEnd"/>
+            <w:r>
+              <w:t>1)</w:t>
             </w:r>
           </w:p>
         </w:tc>
@@ -1055,8 +1127,13 @@
             <w:tcW w:w="3006" w:type="dxa"/>
           </w:tcPr>
           <w:p>
-            <w:r>
-              <w:t>O(1)</w:t>
+            <w:proofErr w:type="gramStart"/>
+            <w:r>
+              <w:t>O(</w:t>
+            </w:r>
+            <w:proofErr w:type="gramEnd"/>
+            <w:r>
+              <w:t>1)</w:t>
             </w:r>
           </w:p>
         </w:tc>
@@ -1077,8 +1154,13 @@
             <w:tcW w:w="3005" w:type="dxa"/>
           </w:tcPr>
           <w:p>
-            <w:r>
-              <w:t>O(1)- amortized</w:t>
+            <w:proofErr w:type="gramStart"/>
+            <w:r>
+              <w:t>O(</w:t>
+            </w:r>
+            <w:proofErr w:type="gramEnd"/>
+            <w:r>
+              <w:t>1)- amortized</w:t>
             </w:r>
           </w:p>
         </w:tc>
@@ -1169,7 +1251,17 @@
     <w:p/>
     <w:p/>
     <w:p>
-      <w:r>
+      <w:pPr>
+        <w:rPr>
+          <w:b/>
+          <w:bCs/>
+        </w:rPr>
+      </w:pPr>
+      <w:r>
+        <w:rPr>
+          <w:b/>
+          <w:bCs/>
+        </w:rPr>
         <w:t>HashTable and how to Avoid Collision</w:t>
       </w:r>
     </w:p>
@@ -1536,7 +1628,15 @@
     </w:p>
     <w:p>
       <w:r>
-        <w:t>Head -&gt; Node(Data,Next)-&gt;</w:t>
+        <w:t xml:space="preserve">Head -&gt; </w:t>
+      </w:r>
+      <w:proofErr w:type="gramStart"/>
+      <w:r>
+        <w:t>Node(</w:t>
+      </w:r>
+      <w:proofErr w:type="gramEnd"/>
+      <w:r>
+        <w:t>Data,Next)-&gt;</w:t>
       </w:r>
       <w:r>
         <w:t xml:space="preserve"> </w:t>
@@ -1966,6 +2066,7 @@
           <w:b/>
           <w:bCs/>
         </w:rPr>
+        <w:lastRenderedPageBreak/>
         <w:t>Double Linked List Advantages:</w:t>
       </w:r>
     </w:p>
@@ -2080,8 +2181,13 @@
             <w:tcW w:w="3005" w:type="dxa"/>
           </w:tcPr>
           <w:p>
-            <w:r>
-              <w:t>O(1)</w:t>
+            <w:proofErr w:type="gramStart"/>
+            <w:r>
+              <w:t>O(</w:t>
+            </w:r>
+            <w:proofErr w:type="gramEnd"/>
+            <w:r>
+              <w:t>1)</w:t>
             </w:r>
           </w:p>
         </w:tc>
@@ -2090,8 +2196,13 @@
             <w:tcW w:w="3006" w:type="dxa"/>
           </w:tcPr>
           <w:p>
-            <w:r>
-              <w:t>O(1)</w:t>
+            <w:proofErr w:type="gramStart"/>
+            <w:r>
+              <w:t>O(</w:t>
+            </w:r>
+            <w:proofErr w:type="gramEnd"/>
+            <w:r>
+              <w:t>1)</w:t>
             </w:r>
           </w:p>
         </w:tc>
@@ -2112,8 +2223,13 @@
             <w:tcW w:w="3005" w:type="dxa"/>
           </w:tcPr>
           <w:p>
-            <w:r>
-              <w:t>O(1)</w:t>
+            <w:proofErr w:type="gramStart"/>
+            <w:r>
+              <w:t>O(</w:t>
+            </w:r>
+            <w:proofErr w:type="gramEnd"/>
+            <w:r>
+              <w:t>1)</w:t>
             </w:r>
           </w:p>
         </w:tc>
@@ -2122,8 +2238,13 @@
             <w:tcW w:w="3006" w:type="dxa"/>
           </w:tcPr>
           <w:p>
-            <w:r>
-              <w:t>O(1)</w:t>
+            <w:proofErr w:type="gramStart"/>
+            <w:r>
+              <w:t>O(</w:t>
+            </w:r>
+            <w:proofErr w:type="gramEnd"/>
+            <w:r>
+              <w:t>1)</w:t>
             </w:r>
           </w:p>
         </w:tc>
@@ -2144,8 +2265,13 @@
             <w:tcW w:w="3005" w:type="dxa"/>
           </w:tcPr>
           <w:p>
-            <w:r>
-              <w:t>O(1)</w:t>
+            <w:proofErr w:type="gramStart"/>
+            <w:r>
+              <w:t>O(</w:t>
+            </w:r>
+            <w:proofErr w:type="gramEnd"/>
+            <w:r>
+              <w:t>1)</w:t>
             </w:r>
           </w:p>
         </w:tc>
@@ -2154,8 +2280,13 @@
             <w:tcW w:w="3006" w:type="dxa"/>
           </w:tcPr>
           <w:p>
-            <w:r>
-              <w:t>O(1)</w:t>
+            <w:proofErr w:type="gramStart"/>
+            <w:r>
+              <w:t>O(</w:t>
+            </w:r>
+            <w:proofErr w:type="gramEnd"/>
+            <w:r>
+              <w:t>1)</w:t>
             </w:r>
           </w:p>
         </w:tc>
@@ -2186,8 +2317,13 @@
             <w:tcW w:w="3006" w:type="dxa"/>
           </w:tcPr>
           <w:p>
-            <w:r>
-              <w:t>O(1)</w:t>
+            <w:proofErr w:type="gramStart"/>
+            <w:r>
+              <w:t>O(</w:t>
+            </w:r>
+            <w:proofErr w:type="gramEnd"/>
+            <w:r>
+              <w:t>1)</w:t>
             </w:r>
             <w:r>
               <w:t xml:space="preserve"> because it is linked to first element</w:t>
@@ -2234,7 +2370,15 @@
             </w:r>
             <w:r>
               <w:br/>
-              <w:t>Size need to be specified during declararion</w:t>
+              <w:t xml:space="preserve">Size </w:t>
+            </w:r>
+            <w:proofErr w:type="gramStart"/>
+            <w:r>
+              <w:t>need</w:t>
+            </w:r>
+            <w:proofErr w:type="gramEnd"/>
+            <w:r>
+              <w:t xml:space="preserve"> to be specified during declararion</w:t>
             </w:r>
           </w:p>
         </w:tc>
@@ -2427,7 +2571,14 @@
       </w:r>
       <w:r>
         <w:br/>
-        <w:t>FIFO(First in First Out)</w:t>
+      </w:r>
+      <w:proofErr w:type="gramStart"/>
+      <w:r>
+        <w:t>FIFO(</w:t>
+      </w:r>
+      <w:proofErr w:type="gramEnd"/>
+      <w:r>
+        <w:t>First in First Out)</w:t>
       </w:r>
       <w:r>
         <w:t>.</w:t>
@@ -2489,7 +2640,6 @@
           </w:tcPr>
           <w:p>
             <w:r>
-              <w:lastRenderedPageBreak/>
               <w:t>Python</w:t>
             </w:r>
           </w:p>
@@ -2508,8 +2658,12 @@
             </w:r>
             <w:r>
               <w:br/>
+            </w:r>
+            <w:proofErr w:type="gramStart"/>
+            <w:r>
               <w:t>queue.LifoQueue</w:t>
             </w:r>
+            <w:proofErr w:type="gramEnd"/>
           </w:p>
         </w:tc>
         <w:tc>
@@ -2522,7 +2676,14 @@
             </w:r>
             <w:r>
               <w:br/>
-              <w:t>q.appendLeft(5)</w:t>
+            </w:r>
+            <w:proofErr w:type="gramStart"/>
+            <w:r>
+              <w:t>q.appendLeft</w:t>
+            </w:r>
+            <w:proofErr w:type="gramEnd"/>
+            <w:r>
+              <w:t>(5)</w:t>
             </w:r>
             <w:r>
               <w:br/>
@@ -2548,6 +2709,7 @@
           </w:tcPr>
           <w:p>
             <w:r>
+              <w:lastRenderedPageBreak/>
               <w:t>Java</w:t>
             </w:r>
           </w:p>
@@ -2580,7 +2742,14 @@
             </w:r>
             <w:r>
               <w:br/>
-              <w:t>q.remove(); // returns 5</w:t>
+            </w:r>
+            <w:proofErr w:type="gramStart"/>
+            <w:r>
+              <w:t>q.remove</w:t>
+            </w:r>
+            <w:proofErr w:type="gramEnd"/>
+            <w:r>
+              <w:t>(); // returns 5</w:t>
             </w:r>
           </w:p>
         </w:tc>
@@ -2607,8 +2776,13 @@
             <w:tcW w:w="2254" w:type="dxa"/>
           </w:tcPr>
           <w:p>
-            <w:r>
-              <w:t>std::queue</w:t>
+            <w:proofErr w:type="gramStart"/>
+            <w:r>
+              <w:t>std::</w:t>
+            </w:r>
+            <w:proofErr w:type="gramEnd"/>
+            <w:r>
+              <w:t>queue</w:t>
             </w:r>
           </w:p>
         </w:tc>
@@ -2617,8 +2791,13 @@
             <w:tcW w:w="2254" w:type="dxa"/>
           </w:tcPr>
           <w:p>
-            <w:r>
-              <w:t>std::queue&lt;int&gt; q;</w:t>
+            <w:proofErr w:type="gramStart"/>
+            <w:r>
+              <w:t>std::</w:t>
+            </w:r>
+            <w:proofErr w:type="gramEnd"/>
+            <w:r>
+              <w:t>queue&lt;int&gt; q;</w:t>
             </w:r>
             <w:r>
               <w:br/>
@@ -2630,8 +2809,13 @@
             </w:r>
           </w:p>
           <w:p>
-            <w:r>
-              <w:t>q.pop()// returns 5</w:t>
+            <w:proofErr w:type="gramStart"/>
+            <w:r>
+              <w:t>q.pop(</w:t>
+            </w:r>
+            <w:proofErr w:type="gramEnd"/>
+            <w:r>
+              <w:t>)// returns 5</w:t>
             </w:r>
           </w:p>
         </w:tc>
@@ -2696,7 +2880,7 @@
 </file>
 
 <file path=word/numbering.xml><?xml version="1.0" encoding="utf-8"?>
-<w:numbering xmlns:wpc="http://schemas.microsoft.com/office/word/2010/wordprocessingCanvas" xmlns:cx="http://schemas.microsoft.com/office/drawing/2014/chartex" xmlns:cx1="http://schemas.microsoft.com/office/drawing/2015/9/8/chartex" xmlns:cx2="http://schemas.microsoft.com/office/drawing/2015/10/21/chartex" xmlns:cx3="http://schemas.microsoft.com/office/drawing/2016/5/9/chartex" xmlns:cx4="http://schemas.microsoft.com/office/drawing/2016/5/10/chartex" xmlns:cx5="http://schemas.microsoft.com/office/drawing/2016/5/11/chartex" xmlns:cx6="http://schemas.microsoft.com/office/drawing/2016/5/12/chartex" xmlns:cx7="http://schemas.microsoft.com/office/drawing/2016/5/13/chartex" xmlns:cx8="http://schemas.microsoft.com/office/drawing/2016/5/14/chartex" xmlns:mc="http://schemas.openxmlformats.org/markup-compatibility/2006" xmlns:aink="http://schemas.microsoft.com/office/drawing/2016/ink" xmlns:am3d="http://schemas.microsoft.com/office/drawing/2017/model3d" xmlns:o="urn:schemas-microsoft-com:office:office" xmlns:oel="http://schemas.microsoft.com/office/2019/extlst" xmlns:r="http://schemas.openxmlformats.org/officeDocument/2006/relationships" xmlns:m="http://schemas.openxmlformats.org/officeDocument/2006/math" xmlns:v="urn:schemas-microsoft-com:vml" xmlns:wp14="http://schemas.microsoft.com/office/word/2010/wordprocessingDrawing" xmlns:wp="http://schemas.openxmlformats.org/drawingml/2006/wordprocessingDrawing" xmlns:w10="urn:schemas-microsoft-com:office:word" xmlns:w="http://schemas.openxmlformats.org/wordprocessingml/2006/main" xmlns:w14="http://schemas.microsoft.com/office/word/2010/wordml" xmlns:w15="http://schemas.microsoft.com/office/word/2012/wordml" xmlns:w16cex="http://schemas.microsoft.com/office/word/2018/wordml/cex" xmlns:w16cid="http://schemas.microsoft.com/office/word/2016/wordml/cid" xmlns:w16="http://schemas.microsoft.com/office/word/2018/wordml" xmlns:w16du="http://schemas.microsoft.com/office/word/2023/wordml/word16du" xmlns:w16sdtdh="http://schemas.microsoft.com/office/word/2020/wordml/sdtdatahash" xmlns:w16se="http://schemas.microsoft.com/office/word/2015/wordml/symex" xmlns:wpg="http://schemas.microsoft.com/office/word/2010/wordprocessingGroup" xmlns:wpi="http://schemas.microsoft.com/office/word/2010/wordprocessingInk" xmlns:wne="http://schemas.microsoft.com/office/word/2006/wordml" xmlns:wps="http://schemas.microsoft.com/office/word/2010/wordprocessingShape" mc:Ignorable="w14 w15 w16se w16cid w16 w16cex w16sdtdh w16du wp14">
+<w:numbering xmlns:wpc="http://schemas.microsoft.com/office/word/2010/wordprocessingCanvas" xmlns:cx="http://schemas.microsoft.com/office/drawing/2014/chartex" xmlns:cx1="http://schemas.microsoft.com/office/drawing/2015/9/8/chartex" xmlns:cx2="http://schemas.microsoft.com/office/drawing/2015/10/21/chartex" xmlns:cx3="http://schemas.microsoft.com/office/drawing/2016/5/9/chartex" xmlns:cx4="http://schemas.microsoft.com/office/drawing/2016/5/10/chartex" xmlns:cx5="http://schemas.microsoft.com/office/drawing/2016/5/11/chartex" xmlns:cx6="http://schemas.microsoft.com/office/drawing/2016/5/12/chartex" xmlns:cx7="http://schemas.microsoft.com/office/drawing/2016/5/13/chartex" xmlns:cx8="http://schemas.microsoft.com/office/drawing/2016/5/14/chartex" xmlns:mc="http://schemas.openxmlformats.org/markup-compatibility/2006" xmlns:aink="http://schemas.microsoft.com/office/drawing/2016/ink" xmlns:am3d="http://schemas.microsoft.com/office/drawing/2017/model3d" xmlns:o="urn:schemas-microsoft-com:office:office" xmlns:oel="http://schemas.microsoft.com/office/2019/extlst" xmlns:r="http://schemas.openxmlformats.org/officeDocument/2006/relationships" xmlns:m="http://schemas.openxmlformats.org/officeDocument/2006/math" xmlns:v="urn:schemas-microsoft-com:vml" xmlns:wp14="http://schemas.microsoft.com/office/word/2010/wordprocessingDrawing" xmlns:wp="http://schemas.openxmlformats.org/drawingml/2006/wordprocessingDrawing" xmlns:w10="urn:schemas-microsoft-com:office:word" xmlns:w="http://schemas.openxmlformats.org/wordprocessingml/2006/main" xmlns:w14="http://schemas.microsoft.com/office/word/2010/wordml" xmlns:w15="http://schemas.microsoft.com/office/word/2012/wordml" xmlns:w16cex="http://schemas.microsoft.com/office/word/2018/wordml/cex" xmlns:w16cid="http://schemas.microsoft.com/office/word/2016/wordml/cid" xmlns:w16="http://schemas.microsoft.com/office/word/2018/wordml" xmlns:w16du="http://schemas.microsoft.com/office/word/2023/wordml/word16du" xmlns:w16sdtdh="http://schemas.microsoft.com/office/word/2020/wordml/sdtdatahash" xmlns:w16sdtfl="http://schemas.microsoft.com/office/word/2024/wordml/sdtformatlock" xmlns:w16se="http://schemas.microsoft.com/office/word/2015/wordml/symex" xmlns:wpg="http://schemas.microsoft.com/office/word/2010/wordprocessingGroup" xmlns:wpi="http://schemas.microsoft.com/office/word/2010/wordprocessingInk" xmlns:wne="http://schemas.microsoft.com/office/word/2006/wordml" xmlns:wps="http://schemas.microsoft.com/office/word/2010/wordprocessingShape" mc:Ignorable="w14 w15 w16se w16cid w16 w16cex w16sdtdh w16sdtfl w16du wp14">
   <w:abstractNum w:abstractNumId="0" w15:restartNumberingAfterBreak="0">
     <w:nsid w:val="433A4584"/>
     <w:multiLevelType w:val="hybridMultilevel"/>
@@ -2793,7 +2977,7 @@
 </file>
 
 <file path=word/styles.xml><?xml version="1.0" encoding="utf-8"?>
-<w:styles xmlns:mc="http://schemas.openxmlformats.org/markup-compatibility/2006" xmlns:r="http://schemas.openxmlformats.org/officeDocument/2006/relationships" xmlns:w="http://schemas.openxmlformats.org/wordprocessingml/2006/main" xmlns:w14="http://schemas.microsoft.com/office/word/2010/wordml" xmlns:w15="http://schemas.microsoft.com/office/word/2012/wordml" xmlns:w16cex="http://schemas.microsoft.com/office/word/2018/wordml/cex" xmlns:w16cid="http://schemas.microsoft.com/office/word/2016/wordml/cid" xmlns:w16="http://schemas.microsoft.com/office/word/2018/wordml" xmlns:w16du="http://schemas.microsoft.com/office/word/2023/wordml/word16du" xmlns:w16sdtdh="http://schemas.microsoft.com/office/word/2020/wordml/sdtdatahash" xmlns:w16se="http://schemas.microsoft.com/office/word/2015/wordml/symex" mc:Ignorable="w14 w15 w16se w16cid w16 w16cex w16sdtdh w16du">
+<w:styles xmlns:mc="http://schemas.openxmlformats.org/markup-compatibility/2006" xmlns:r="http://schemas.openxmlformats.org/officeDocument/2006/relationships" xmlns:w="http://schemas.openxmlformats.org/wordprocessingml/2006/main" xmlns:w14="http://schemas.microsoft.com/office/word/2010/wordml" xmlns:w15="http://schemas.microsoft.com/office/word/2012/wordml" xmlns:w16cex="http://schemas.microsoft.com/office/word/2018/wordml/cex" xmlns:w16cid="http://schemas.microsoft.com/office/word/2016/wordml/cid" xmlns:w16="http://schemas.microsoft.com/office/word/2018/wordml" xmlns:w16du="http://schemas.microsoft.com/office/word/2023/wordml/word16du" xmlns:w16sdtdh="http://schemas.microsoft.com/office/word/2020/wordml/sdtdatahash" xmlns:w16sdtfl="http://schemas.microsoft.com/office/word/2024/wordml/sdtformatlock" xmlns:w16se="http://schemas.microsoft.com/office/word/2015/wordml/symex" mc:Ignorable="w14 w15 w16se w16cid w16 w16cex w16sdtdh w16sdtfl w16du">
   <w:docDefaults>
     <w:rPrDefault>
       <w:rPr>

--- a/DS_PYTHON/DataStructure.docx
+++ b/DS_PYTHON/DataStructure.docx
@@ -101,12 +101,8 @@
             </w:r>
             <w:r>
               <w:br/>
-            </w:r>
-            <w:proofErr w:type="gramStart"/>
-            <w:r>
               <w:t>std:vector</w:t>
             </w:r>
-            <w:proofErr w:type="gramEnd"/>
           </w:p>
         </w:tc>
       </w:tr>
@@ -150,13 +146,8 @@
             <w:tcW w:w="2254" w:type="dxa"/>
           </w:tcPr>
           <w:p>
-            <w:proofErr w:type="gramStart"/>
-            <w:r>
-              <w:t>Std::</w:t>
-            </w:r>
-            <w:proofErr w:type="gramEnd"/>
-            <w:r>
-              <w:t>map</w:t>
+            <w:r>
+              <w:t>Std::map</w:t>
             </w:r>
           </w:p>
         </w:tc>
@@ -197,13 +188,8 @@
             <w:tcW w:w="2254" w:type="dxa"/>
           </w:tcPr>
           <w:p>
-            <w:proofErr w:type="gramStart"/>
-            <w:r>
-              <w:t>Std::</w:t>
-            </w:r>
-            <w:proofErr w:type="gramEnd"/>
-            <w:r>
-              <w:t>list</w:t>
+            <w:r>
+              <w:t>Std::list</w:t>
             </w:r>
           </w:p>
         </w:tc>
@@ -718,15 +704,7 @@
       </w:r>
       <w:r>
         <w:br/>
-        <w:t>stock_prices[</w:t>
-      </w:r>
-      <w:proofErr w:type="gramStart"/>
-      <w:r>
-        <w:t>2]=</w:t>
-      </w:r>
-      <w:proofErr w:type="gramEnd"/>
-      <w:r>
-        <w:t>320</w:t>
+        <w:t>stock_prices[2]=320</w:t>
       </w:r>
       <w:r>
         <w:br/>
@@ -782,28 +760,12 @@
         <w:br/>
       </w:r>
       <w:r>
-        <w:t>stock_</w:t>
-      </w:r>
-      <w:proofErr w:type="gramStart"/>
-      <w:r>
-        <w:t>prices.insert</w:t>
-      </w:r>
-      <w:proofErr w:type="gramEnd"/>
-      <w:r>
-        <w:t>(1,284)</w:t>
+        <w:t>stock_prices.insert(1,284)</w:t>
       </w:r>
     </w:p>
     <w:p>
       <w:r>
-        <w:t xml:space="preserve">Then after inserting 284 at index-1 it </w:t>
-      </w:r>
-      <w:proofErr w:type="gramStart"/>
-      <w:r>
-        <w:t>has to</w:t>
-      </w:r>
-      <w:proofErr w:type="gramEnd"/>
-      <w:r>
-        <w:t xml:space="preserve"> swap all the values again os order is O(N)</w:t>
+        <w:t>Then after inserting 284 at index-1 it has to swap all the values again os order is O(N)</w:t>
       </w:r>
     </w:p>
     <w:p>
@@ -833,15 +795,7 @@
       </w:r>
       <w:r>
         <w:br/>
-        <w:t>stock_</w:t>
-      </w:r>
-      <w:proofErr w:type="gramStart"/>
-      <w:r>
-        <w:t>prices.remove</w:t>
-      </w:r>
-      <w:proofErr w:type="gramEnd"/>
-      <w:r>
-        <w:t>(1)</w:t>
+        <w:t>stock_prices.remove(1)</w:t>
       </w:r>
     </w:p>
     <w:p>
@@ -941,15 +895,7 @@
       </w:r>
       <w:r>
         <w:br/>
-        <w:t>stock_names=[“AAPL”</w:t>
-      </w:r>
-      <w:proofErr w:type="gramStart"/>
-      <w:r>
-        <w:t>,”IBM</w:t>
-      </w:r>
-      <w:proofErr w:type="gramEnd"/>
-      <w:r>
-        <w:t>”,”TATA”]</w:t>
+        <w:t>stock_names=[“AAPL”,”IBM”,”TATA”]</w:t>
       </w:r>
       <w:r>
         <w:br/>
@@ -958,15 +904,7 @@
     </w:p>
     <w:p>
       <w:r>
-        <w:t>{“ticker”</w:t>
-      </w:r>
-      <w:proofErr w:type="gramStart"/>
-      <w:r>
-        <w:t>:”AAPL</w:t>
-      </w:r>
-      <w:proofErr w:type="gramEnd"/>
-      <w:r>
-        <w:t>”, “price”: 302},</w:t>
+        <w:t>{“ticker”:”AAPL”, “price”: 302},</w:t>
       </w:r>
       <w:r>
         <w:br/>
@@ -1080,13 +1018,8 @@
             <w:tcW w:w="3005" w:type="dxa"/>
           </w:tcPr>
           <w:p>
-            <w:proofErr w:type="gramStart"/>
-            <w:r>
-              <w:t>O(</w:t>
-            </w:r>
-            <w:proofErr w:type="gramEnd"/>
-            <w:r>
-              <w:t>1)</w:t>
+            <w:r>
+              <w:t>O(1)</w:t>
             </w:r>
           </w:p>
         </w:tc>
@@ -1127,13 +1060,8 @@
             <w:tcW w:w="3006" w:type="dxa"/>
           </w:tcPr>
           <w:p>
-            <w:proofErr w:type="gramStart"/>
-            <w:r>
-              <w:t>O(</w:t>
-            </w:r>
-            <w:proofErr w:type="gramEnd"/>
-            <w:r>
-              <w:t>1)</w:t>
+            <w:r>
+              <w:t>O(1)</w:t>
             </w:r>
           </w:p>
         </w:tc>
@@ -1154,13 +1082,8 @@
             <w:tcW w:w="3005" w:type="dxa"/>
           </w:tcPr>
           <w:p>
-            <w:proofErr w:type="gramStart"/>
-            <w:r>
-              <w:t>O(</w:t>
-            </w:r>
-            <w:proofErr w:type="gramEnd"/>
-            <w:r>
-              <w:t>1)- amortized</w:t>
+            <w:r>
+              <w:t>O(1)- amortized</w:t>
             </w:r>
           </w:p>
         </w:tc>
@@ -1628,15 +1551,7 @@
     </w:p>
     <w:p>
       <w:r>
-        <w:t xml:space="preserve">Head -&gt; </w:t>
-      </w:r>
-      <w:proofErr w:type="gramStart"/>
-      <w:r>
-        <w:t>Node(</w:t>
-      </w:r>
-      <w:proofErr w:type="gramEnd"/>
-      <w:r>
-        <w:t>Data,Next)-&gt;</w:t>
+        <w:t>Head -&gt; Node(Data,Next)-&gt;</w:t>
       </w:r>
       <w:r>
         <w:t xml:space="preserve"> </w:t>
@@ -2181,13 +2096,8 @@
             <w:tcW w:w="3005" w:type="dxa"/>
           </w:tcPr>
           <w:p>
-            <w:proofErr w:type="gramStart"/>
-            <w:r>
-              <w:t>O(</w:t>
-            </w:r>
-            <w:proofErr w:type="gramEnd"/>
-            <w:r>
-              <w:t>1)</w:t>
+            <w:r>
+              <w:t>O(1)</w:t>
             </w:r>
           </w:p>
         </w:tc>
@@ -2196,13 +2106,8 @@
             <w:tcW w:w="3006" w:type="dxa"/>
           </w:tcPr>
           <w:p>
-            <w:proofErr w:type="gramStart"/>
-            <w:r>
-              <w:t>O(</w:t>
-            </w:r>
-            <w:proofErr w:type="gramEnd"/>
-            <w:r>
-              <w:t>1)</w:t>
+            <w:r>
+              <w:t>O(1)</w:t>
             </w:r>
           </w:p>
         </w:tc>
@@ -2223,13 +2128,8 @@
             <w:tcW w:w="3005" w:type="dxa"/>
           </w:tcPr>
           <w:p>
-            <w:proofErr w:type="gramStart"/>
-            <w:r>
-              <w:t>O(</w:t>
-            </w:r>
-            <w:proofErr w:type="gramEnd"/>
-            <w:r>
-              <w:t>1)</w:t>
+            <w:r>
+              <w:t>O(1)</w:t>
             </w:r>
           </w:p>
         </w:tc>
@@ -2238,13 +2138,8 @@
             <w:tcW w:w="3006" w:type="dxa"/>
           </w:tcPr>
           <w:p>
-            <w:proofErr w:type="gramStart"/>
-            <w:r>
-              <w:t>O(</w:t>
-            </w:r>
-            <w:proofErr w:type="gramEnd"/>
-            <w:r>
-              <w:t>1)</w:t>
+            <w:r>
+              <w:t>O(1)</w:t>
             </w:r>
           </w:p>
         </w:tc>
@@ -2265,13 +2160,8 @@
             <w:tcW w:w="3005" w:type="dxa"/>
           </w:tcPr>
           <w:p>
-            <w:proofErr w:type="gramStart"/>
-            <w:r>
-              <w:t>O(</w:t>
-            </w:r>
-            <w:proofErr w:type="gramEnd"/>
-            <w:r>
-              <w:t>1)</w:t>
+            <w:r>
+              <w:t>O(1)</w:t>
             </w:r>
           </w:p>
         </w:tc>
@@ -2280,13 +2170,8 @@
             <w:tcW w:w="3006" w:type="dxa"/>
           </w:tcPr>
           <w:p>
-            <w:proofErr w:type="gramStart"/>
-            <w:r>
-              <w:t>O(</w:t>
-            </w:r>
-            <w:proofErr w:type="gramEnd"/>
-            <w:r>
-              <w:t>1)</w:t>
+            <w:r>
+              <w:t>O(1)</w:t>
             </w:r>
           </w:p>
         </w:tc>
@@ -2317,13 +2202,8 @@
             <w:tcW w:w="3006" w:type="dxa"/>
           </w:tcPr>
           <w:p>
-            <w:proofErr w:type="gramStart"/>
-            <w:r>
-              <w:t>O(</w:t>
-            </w:r>
-            <w:proofErr w:type="gramEnd"/>
-            <w:r>
-              <w:t>1)</w:t>
+            <w:r>
+              <w:t>O(1)</w:t>
             </w:r>
             <w:r>
               <w:t xml:space="preserve"> because it is linked to first element</w:t>
@@ -2370,15 +2250,7 @@
             </w:r>
             <w:r>
               <w:br/>
-              <w:t xml:space="preserve">Size </w:t>
-            </w:r>
-            <w:proofErr w:type="gramStart"/>
-            <w:r>
-              <w:t>need</w:t>
-            </w:r>
-            <w:proofErr w:type="gramEnd"/>
-            <w:r>
-              <w:t xml:space="preserve"> to be specified during declararion</w:t>
+              <w:t>Size need to be specified during declararion</w:t>
             </w:r>
           </w:p>
         </w:tc>
@@ -2571,14 +2443,7 @@
       </w:r>
       <w:r>
         <w:br/>
-      </w:r>
-      <w:proofErr w:type="gramStart"/>
-      <w:r>
-        <w:t>FIFO(</w:t>
-      </w:r>
-      <w:proofErr w:type="gramEnd"/>
-      <w:r>
-        <w:t>First in First Out)</w:t>
+        <w:t>FIFO(First in First Out)</w:t>
       </w:r>
       <w:r>
         <w:t>.</w:t>
@@ -2658,12 +2523,8 @@
             </w:r>
             <w:r>
               <w:br/>
-            </w:r>
-            <w:proofErr w:type="gramStart"/>
-            <w:r>
               <w:t>queue.LifoQueue</w:t>
             </w:r>
-            <w:proofErr w:type="gramEnd"/>
           </w:p>
         </w:tc>
         <w:tc>
@@ -2676,14 +2537,7 @@
             </w:r>
             <w:r>
               <w:br/>
-            </w:r>
-            <w:proofErr w:type="gramStart"/>
-            <w:r>
-              <w:t>q.appendLeft</w:t>
-            </w:r>
-            <w:proofErr w:type="gramEnd"/>
-            <w:r>
-              <w:t>(5)</w:t>
+              <w:t>q.appendLeft(5)</w:t>
             </w:r>
             <w:r>
               <w:br/>
@@ -2742,14 +2596,7 @@
             </w:r>
             <w:r>
               <w:br/>
-            </w:r>
-            <w:proofErr w:type="gramStart"/>
-            <w:r>
-              <w:t>q.remove</w:t>
-            </w:r>
-            <w:proofErr w:type="gramEnd"/>
-            <w:r>
-              <w:t>(); // returns 5</w:t>
+              <w:t>q.remove(); // returns 5</w:t>
             </w:r>
           </w:p>
         </w:tc>
@@ -2776,13 +2623,8 @@
             <w:tcW w:w="2254" w:type="dxa"/>
           </w:tcPr>
           <w:p>
-            <w:proofErr w:type="gramStart"/>
-            <w:r>
-              <w:t>std::</w:t>
-            </w:r>
-            <w:proofErr w:type="gramEnd"/>
-            <w:r>
-              <w:t>queue</w:t>
+            <w:r>
+              <w:t>std::queue</w:t>
             </w:r>
           </w:p>
         </w:tc>
@@ -2791,13 +2633,8 @@
             <w:tcW w:w="2254" w:type="dxa"/>
           </w:tcPr>
           <w:p>
-            <w:proofErr w:type="gramStart"/>
-            <w:r>
-              <w:t>std::</w:t>
-            </w:r>
-            <w:proofErr w:type="gramEnd"/>
-            <w:r>
-              <w:t>queue&lt;int&gt; q;</w:t>
+            <w:r>
+              <w:t>std::queue&lt;int&gt; q;</w:t>
             </w:r>
             <w:r>
               <w:br/>
@@ -2809,13 +2646,8 @@
             </w:r>
           </w:p>
           <w:p>
-            <w:proofErr w:type="gramStart"/>
-            <w:r>
-              <w:t>q.pop(</w:t>
-            </w:r>
-            <w:proofErr w:type="gramEnd"/>
-            <w:r>
-              <w:t>)// returns 5</w:t>
+            <w:r>
+              <w:t>q.pop()// returns 5</w:t>
             </w:r>
           </w:p>
         </w:tc>
@@ -2869,6 +2701,308 @@
         <w:t>.</w:t>
       </w:r>
     </w:p>
+    <w:p/>
+    <w:tbl>
+      <w:tblPr>
+        <w:tblStyle w:val="TableGrid"/>
+        <w:tblW w:w="0" w:type="auto"/>
+        <w:tblLook w:val="04A0" w:firstRow="1" w:lastRow="0" w:firstColumn="1" w:lastColumn="0" w:noHBand="0" w:noVBand="1"/>
+      </w:tblPr>
+      <w:tblGrid>
+        <w:gridCol w:w="3005"/>
+        <w:gridCol w:w="3005"/>
+        <w:gridCol w:w="3006"/>
+      </w:tblGrid>
+      <w:tr>
+        <w:tc>
+          <w:tcPr>
+            <w:tcW w:w="3005" w:type="dxa"/>
+          </w:tcPr>
+          <w:p>
+            <w:r>
+              <w:t>Complexity</w:t>
+            </w:r>
+          </w:p>
+        </w:tc>
+        <w:tc>
+          <w:tcPr>
+            <w:tcW w:w="3005" w:type="dxa"/>
+          </w:tcPr>
+          <w:p>
+            <w:r>
+              <w:t xml:space="preserve">Name </w:t>
+            </w:r>
+          </w:p>
+        </w:tc>
+        <w:tc>
+          <w:tcPr>
+            <w:tcW w:w="3006" w:type="dxa"/>
+          </w:tcPr>
+          <w:p>
+            <w:r>
+              <w:t>Example Algorithm</w:t>
+            </w:r>
+          </w:p>
+        </w:tc>
+      </w:tr>
+      <w:tr>
+        <w:tc>
+          <w:tcPr>
+            <w:tcW w:w="3005" w:type="dxa"/>
+          </w:tcPr>
+          <w:p>
+            <w:r>
+              <w:t>O(1)</w:t>
+            </w:r>
+          </w:p>
+        </w:tc>
+        <w:tc>
+          <w:tcPr>
+            <w:tcW w:w="3005" w:type="dxa"/>
+          </w:tcPr>
+          <w:p>
+            <w:r>
+              <w:t>Constant</w:t>
+            </w:r>
+          </w:p>
+        </w:tc>
+        <w:tc>
+          <w:tcPr>
+            <w:tcW w:w="3006" w:type="dxa"/>
+          </w:tcPr>
+          <w:p>
+            <w:r>
+              <w:t>Array access</w:t>
+            </w:r>
+          </w:p>
+        </w:tc>
+      </w:tr>
+      <w:tr>
+        <w:tc>
+          <w:tcPr>
+            <w:tcW w:w="3005" w:type="dxa"/>
+          </w:tcPr>
+          <w:p>
+            <w:r>
+              <w:t>O(log n)</w:t>
+            </w:r>
+          </w:p>
+        </w:tc>
+        <w:tc>
+          <w:tcPr>
+            <w:tcW w:w="3005" w:type="dxa"/>
+          </w:tcPr>
+          <w:p>
+            <w:r>
+              <w:t>Logarithmic</w:t>
+            </w:r>
+          </w:p>
+        </w:tc>
+        <w:tc>
+          <w:tcPr>
+            <w:tcW w:w="3006" w:type="dxa"/>
+          </w:tcPr>
+          <w:p>
+            <w:r>
+              <w:t>Binary Search</w:t>
+            </w:r>
+          </w:p>
+        </w:tc>
+      </w:tr>
+      <w:tr>
+        <w:tc>
+          <w:tcPr>
+            <w:tcW w:w="3005" w:type="dxa"/>
+          </w:tcPr>
+          <w:p>
+            <w:r>
+              <w:t>O(n)</w:t>
+            </w:r>
+          </w:p>
+        </w:tc>
+        <w:tc>
+          <w:tcPr>
+            <w:tcW w:w="3005" w:type="dxa"/>
+          </w:tcPr>
+          <w:p>
+            <w:r>
+              <w:t>Linear</w:t>
+            </w:r>
+          </w:p>
+        </w:tc>
+        <w:tc>
+          <w:tcPr>
+            <w:tcW w:w="3006" w:type="dxa"/>
+          </w:tcPr>
+          <w:p>
+            <w:r>
+              <w:t>Linear Search</w:t>
+            </w:r>
+          </w:p>
+        </w:tc>
+      </w:tr>
+      <w:tr>
+        <w:tc>
+          <w:tcPr>
+            <w:tcW w:w="3005" w:type="dxa"/>
+          </w:tcPr>
+          <w:p>
+            <w:r>
+              <w:t>O(n log n)</w:t>
+            </w:r>
+          </w:p>
+        </w:tc>
+        <w:tc>
+          <w:tcPr>
+            <w:tcW w:w="3005" w:type="dxa"/>
+          </w:tcPr>
+          <w:p>
+            <w:r>
+              <w:t>Linearithmic</w:t>
+            </w:r>
+          </w:p>
+        </w:tc>
+        <w:tc>
+          <w:tcPr>
+            <w:tcW w:w="3006" w:type="dxa"/>
+          </w:tcPr>
+          <w:p>
+            <w:r>
+              <w:t>Merge Sort, QuickSort</w:t>
+            </w:r>
+          </w:p>
+        </w:tc>
+      </w:tr>
+      <w:tr>
+        <w:tc>
+          <w:tcPr>
+            <w:tcW w:w="3005" w:type="dxa"/>
+          </w:tcPr>
+          <w:p>
+            <w:r>
+              <w:t>O(n²)</w:t>
+            </w:r>
+          </w:p>
+        </w:tc>
+        <w:tc>
+          <w:tcPr>
+            <w:tcW w:w="3005" w:type="dxa"/>
+          </w:tcPr>
+          <w:p>
+            <w:r>
+              <w:t>Quadratic</w:t>
+            </w:r>
+          </w:p>
+        </w:tc>
+        <w:tc>
+          <w:tcPr>
+            <w:tcW w:w="3006" w:type="dxa"/>
+          </w:tcPr>
+          <w:p>
+            <w:r>
+              <w:t>Bubble Sort, Selection Sort</w:t>
+            </w:r>
+          </w:p>
+        </w:tc>
+      </w:tr>
+      <w:tr>
+        <w:tc>
+          <w:tcPr>
+            <w:tcW w:w="3005" w:type="dxa"/>
+          </w:tcPr>
+          <w:p>
+            <w:r>
+              <w:t>O(n³)</w:t>
+            </w:r>
+          </w:p>
+        </w:tc>
+        <w:tc>
+          <w:tcPr>
+            <w:tcW w:w="3005" w:type="dxa"/>
+          </w:tcPr>
+          <w:p>
+            <w:r>
+              <w:t>Cubic</w:t>
+            </w:r>
+          </w:p>
+        </w:tc>
+        <w:tc>
+          <w:tcPr>
+            <w:tcW w:w="3006" w:type="dxa"/>
+          </w:tcPr>
+          <w:p>
+            <w:r>
+              <w:t>Floyd-Warshall Algorithm</w:t>
+            </w:r>
+          </w:p>
+        </w:tc>
+      </w:tr>
+      <w:tr>
+        <w:tc>
+          <w:tcPr>
+            <w:tcW w:w="3005" w:type="dxa"/>
+          </w:tcPr>
+          <w:p>
+            <w:r>
+              <w:t>O(2ⁿ)</w:t>
+            </w:r>
+          </w:p>
+        </w:tc>
+        <w:tc>
+          <w:tcPr>
+            <w:tcW w:w="3005" w:type="dxa"/>
+          </w:tcPr>
+          <w:p>
+            <w:r>
+              <w:t>Exponential</w:t>
+            </w:r>
+          </w:p>
+        </w:tc>
+        <w:tc>
+          <w:tcPr>
+            <w:tcW w:w="3006" w:type="dxa"/>
+          </w:tcPr>
+          <w:p>
+            <w:r>
+              <w:t>Fibonacci (Recursive)</w:t>
+            </w:r>
+          </w:p>
+        </w:tc>
+      </w:tr>
+      <w:tr>
+        <w:tc>
+          <w:tcPr>
+            <w:tcW w:w="3005" w:type="dxa"/>
+          </w:tcPr>
+          <w:p>
+            <w:r>
+              <w:t>O(n!)</w:t>
+            </w:r>
+          </w:p>
+        </w:tc>
+        <w:tc>
+          <w:tcPr>
+            <w:tcW w:w="3005" w:type="dxa"/>
+          </w:tcPr>
+          <w:p>
+            <w:r>
+              <w:t>Factorial</w:t>
+            </w:r>
+          </w:p>
+        </w:tc>
+        <w:tc>
+          <w:tcPr>
+            <w:tcW w:w="3006" w:type="dxa"/>
+          </w:tcPr>
+          <w:p>
+            <w:r>
+              <w:t>Traveling Salesman Problem (TSP)</w:t>
+            </w:r>
+          </w:p>
+        </w:tc>
+      </w:tr>
+    </w:tbl>
+    <w:p/>
     <w:sectPr>
       <w:pgSz w:w="11906" w:h="16838"/>
       <w:pgMar w:top="1440" w:right="1440" w:bottom="1440" w:left="1440" w:header="708" w:footer="708" w:gutter="0"/>
@@ -3579,7 +3713,6 @@
   <w:style w:type="character" w:default="1" w:styleId="DefaultParagraphFont">
     <w:name w:val="Default Paragraph Font"/>
     <w:uiPriority w:val="1"/>
-    <w:semiHidden/>
     <w:unhideWhenUsed/>
   </w:style>
   <w:style w:type="table" w:default="1" w:styleId="TableNormal">
